--- a/LETTER_BASOVI.docx
+++ b/LETTER_BASOVI.docx
@@ -17,22 +17,22 @@
     </w:p>
     <w:p>
       <w:r>
-        <w:t>My name is Iurii Basov, and I am actively considering opportunities for data architecture, technical leadership, and senior backend engineering roles. I bring 10+ years of IT experience, starting as a Java/Scala developer and later expanding into ML and platform engineering, including leadership responsibilities at Sberbank.</w:t>
+        <w:t>My name is Iurii Basov, and I am actively considering opportunities in data architecture, technical leadership, and full-stack software engineering. I bring 10+ years of IT experience, beginning with Java/Scala development and evolving into ML, platform engineering, and technical leadership at scale.</w:t>
       </w:r>
     </w:p>
     <w:p>
       <w:r>
-        <w:t>My core hard skills include Java 17/21, backend development, microservices, mobile API design, TDD, DDD, CI/CD, GCP, Kubernetes, PostgreSQL, Redis, Flyway, jOOQ, Spock, and observability with Grafana, Prometheus, and New Relic. I also have domain exposure to risk-sensitive systems, analytics workflows, and finance-related data.</w:t>
+        <w:t>My core hard skills include full-stack development, Java/Kotlin/C#/Go backend exposure, React/Angular/Vue familiarity, relational databases and query tuning, cloud platforms (AWS/Azure/GCP), Docker/Kubernetes, Git-based collaboration, unit/integration/end-to-end testing, CI/CD pipelines (including TeamCity-like workflows), observability (logging, metrics, tracing), distributed-systems debugging, incident response, and AI-assisted development tools for code generation and refactoring.</w:t>
       </w:r>
     </w:p>
     <w:p>
       <w:r>
-        <w:t>I work as a playing coach: I remain hands-on in implementation while mentoring engineers and translating business goals into scalable, reliable technical solutions. I am comfortable in fast-paced product teams where execution quality and speed both matter.</w:t>
+        <w:t>I work as a playing coach: I remain hands-on in engineering implementation while mentoring teams and translating product problems into practical, secure, and scalable technical solutions. I value rationality, collegial collaboration, and integrity in delivery.</w:t>
       </w:r>
     </w:p>
     <w:p>
       <w:r>
-        <w:t>I would be glad to discuss how my background can contribute to building robust backend systems and delivering meaningful product impact.</w:t>
+        <w:t>I would be glad to discuss how my background can help your team deliver reliable cloud-native platform capabilities and measurable customer value.</w:t>
       </w:r>
     </w:p>
     <w:p>

--- a/LETTER_BASOVI.docx
+++ b/LETTER_BASOVI.docx
@@ -17,22 +17,22 @@
     </w:p>
     <w:p>
       <w:r>
-        <w:t>My name is Iurii Basov, and I am actively considering opportunities in data architecture, technical leadership, and full-stack software engineering. I bring 10+ years of IT experience, beginning with Java/Scala development and evolving into ML, platform engineering, and technical leadership at scale.</w:t>
+        <w:t>My name is Iurii Basov, and I am actively considering opportunities for technical leadership and senior backend development. I bring 10+ years of IT experience, starting with Java/Scala and growing into platform engineering and leadership roles, including enterprise-scale initiatives at Sberbank.</w:t>
       </w:r>
     </w:p>
     <w:p>
       <w:r>
-        <w:t>My core hard skills include full-stack development, Java/Kotlin/C#/Go backend exposure, React/Angular/Vue familiarity, relational databases and query tuning, cloud platforms (AWS/Azure/GCP), Docker/Kubernetes, Git-based collaboration, unit/integration/end-to-end testing, CI/CD pipelines (including TeamCity-like workflows), observability (logging, metrics, tracing), distributed-systems debugging, incident response, and AI-assisted development tools for code generation and refactoring.</w:t>
+        <w:t>My core hard skills include Node.js, NestJS, TypeScript, JavaScript (ES6), REST and WebSockets implementation, MySQL, RabbitMQ, Redis, Git workflows, 3rd-party API integrations, scalable architecture design, troubleshooting of complex technical issues, coding standards governance, and team execution management. I also bring hands-on experience in adjacent fintech-style domains and high-load product environments.</w:t>
       </w:r>
     </w:p>
     <w:p>
       <w:r>
-        <w:t>I work as a playing coach: I remain hands-on in engineering implementation while mentoring teams and translating product problems into practical, secure, and scalable technical solutions. I value rationality, collegial collaboration, and integrity in delivery.</w:t>
+        <w:t>I work as a playing coach: I combine direct coding contribution with architecture ownership, mentoring, and structured delivery planning. I value open communication, feedback culture, and building systems that are fast, stable, and maintainable.</w:t>
       </w:r>
     </w:p>
     <w:p>
       <w:r>
-        <w:t>I would be glad to discuss how my background can help your team deliver reliable cloud-native platform capabilities and measurable customer value.</w:t>
+        <w:t>I would be glad to discuss how my background can support your in-house platform development and help deliver business goals with strong engineering quality.</w:t>
       </w:r>
     </w:p>
     <w:p>

--- a/LETTER_BASOVI.docx
+++ b/LETTER_BASOVI.docx
@@ -17,22 +17,22 @@
     </w:p>
     <w:p>
       <w:r>
-        <w:t>My name is Iurii Basov, and I am actively considering opportunities for technical leadership and senior backend development. I bring 10+ years of IT experience, starting with Java/Scala and growing into platform engineering and leadership roles, including enterprise-scale initiatives at Sberbank.</w:t>
+        <w:t>My name is Iurii Basov, and I am actively considering senior quant software and data platform roles. I bring 10+ years of IT experience, from Java/Scala engineering to ML/data platform leadership in enterprise environments.</w:t>
       </w:r>
     </w:p>
     <w:p>
       <w:r>
-        <w:t>My core hard skills include Node.js, NestJS, TypeScript, JavaScript (ES6), REST and WebSockets implementation, MySQL, RabbitMQ, Redis, Git workflows, 3rd-party API integrations, scalable architecture design, troubleshooting of complex technical issues, coding standards governance, and team execution management. I also bring hands-on experience in adjacent fintech-style domains and high-load product environments.</w:t>
+        <w:t>My core hard skills include Python, PySpark, SQL, data engineering pipelines (ingestion, transformation, modelling, automation, data quality checks), APIs (REST, SOAP, gRPC with authorization/authentication), architecture and design patterns, TDD, CI/CD, DevOps, AWS/Azure, Databricks, Palantir Foundry, and analytical UI development with Dash, JavaScript, and React. I also have practical exposure to quant-oriented workflows including risk, simulation, and portfolio-support analytics.</w:t>
       </w:r>
     </w:p>
     <w:p>
       <w:r>
-        <w:t>I work as a playing coach: I combine direct coding contribution with architecture ownership, mentoring, and structured delivery planning. I value open communication, feedback culture, and building systems that are fast, stable, and maintainable.</w:t>
+        <w:t>I work as a playing coach: I remain hands-on in coding while mentoring teams, challenging requirements, and balancing short-term delivery with long-term architecture quality. I am comfortable collaborating across business and technical stakeholders in Agile delivery models.</w:t>
       </w:r>
     </w:p>
     <w:p>
       <w:r>
-        <w:t>I would be glad to discuss how my background can support your in-house platform development and help deliver business goals with strong engineering quality.</w:t>
+        <w:t>I would be glad to discuss how my background can contribute to scalable quant and data solutions in your team.</w:t>
       </w:r>
     </w:p>
     <w:p>

--- a/LETTER_BASOVI.docx
+++ b/LETTER_BASOVI.docx
@@ -17,22 +17,22 @@
     </w:p>
     <w:p>
       <w:r>
-        <w:t>My name is Iurii Basov, and I am actively considering senior quant software and data platform roles. I bring 10+ years of IT experience, from Java/Scala engineering to ML/data platform leadership in enterprise environments.</w:t>
+        <w:t>My name is Iurii Basov, and I am interested in your Frontend Developer (Vue.js) contract opportunity. I bring 10+ years of IT experience, including product-focused engineering and technical leadership across complex environments.</w:t>
       </w:r>
     </w:p>
     <w:p>
       <w:r>
-        <w:t>My core hard skills include Python, PySpark, SQL, data engineering pipelines (ingestion, transformation, modelling, automation, data quality checks), APIs (REST, SOAP, gRPC with authorization/authentication), architecture and design patterns, TDD, CI/CD, DevOps, AWS/Azure, Databricks, Palantir Foundry, and analytical UI development with Dash, JavaScript, and React. I also have practical exposure to quant-oriented workflows including risk, simulation, and portfolio-support analytics.</w:t>
+        <w:t>My core hard skills include JavaScript (ES6+), Vue.js, React, CSS/SCSS, responsive design, reusable component architecture, frontend performance optimization, cross-browser compatibility, API integration, Webpack-based build workflows, Git collaboration, and code quality practices including reviews and team mentoring.</w:t>
       </w:r>
     </w:p>
     <w:p>
       <w:r>
-        <w:t>I work as a playing coach: I remain hands-on in coding while mentoring teams, challenging requirements, and balancing short-term delivery with long-term architecture quality. I am comfortable collaborating across business and technical stakeholders in Agile delivery models.</w:t>
+        <w:t>I work as a playing coach: I remain hands-on with implementation while helping teams keep high standards for scalability, maintainability, and delivery speed. I collaborate effectively with UI/UX designers and backend engineers to turn wireframes and requirements into reliable user-facing products.</w:t>
       </w:r>
     </w:p>
     <w:p>
       <w:r>
-        <w:t>I would be glad to discuss how my background can contribute to scalable quant and data solutions in your team.</w:t>
+        <w:t>I would be glad to discuss how I can contribute to your remote frontend initiatives.</w:t>
       </w:r>
     </w:p>
     <w:p>

--- a/LETTER_BASOVI.docx
+++ b/LETTER_BASOVI.docx
@@ -17,22 +17,22 @@
     </w:p>
     <w:p>
       <w:r>
-        <w:t>My name is Iurii Basov, and I am interested in your Frontend Developer (Vue.js) contract opportunity. I bring 10+ years of IT experience, including product-focused engineering and technical leadership across complex environments.</w:t>
+        <w:t>My name is Iurii Basov, and I am interested in your Artificial Intelligence Engineer / Senior Product Engineer - AI opportunity. I bring 10+ years of software engineering experience with increasing end-to-end ownership across product, platform, and AI-enabled systems.</w:t>
       </w:r>
     </w:p>
     <w:p>
       <w:r>
-        <w:t>My core hard skills include JavaScript (ES6+), Vue.js, React, CSS/SCSS, responsive design, reusable component architecture, frontend performance optimization, cross-browser compatibility, API integration, Webpack-based build workflows, Git collaboration, and code quality practices including reviews and team mentoring.</w:t>
+        <w:t>My core hard skills include TypeScript/modern JavaScript, Vue.js, Python backend development, API design and integrations, PostgreSQL, AWS-based resilient architecture, testing and CI/CD practices, and practical integration of AI agents into product workflows. I also use AI-assisted engineering tools responsibly to improve development speed without compromising quality or security.</w:t>
       </w:r>
     </w:p>
     <w:p>
       <w:r>
-        <w:t>I work as a playing coach: I remain hands-on with implementation while helping teams keep high standards for scalability, maintainability, and delivery speed. I collaborate effectively with UI/UX designers and backend engineers to turn wireframes and requirements into reliable user-facing products.</w:t>
+        <w:t>I work as a playing coach: I stay hands-on in implementation while driving architecture decisions, developer experience, and continuous delivery improvements. I am comfortable translating complex stakeholder needs into scalable, production-ready solutions.</w:t>
       </w:r>
     </w:p>
     <w:p>
       <w:r>
-        <w:t>I would be glad to discuss how I can contribute to your remote frontend initiatives.</w:t>
+        <w:t>I would be glad to discuss how my background can help your team build high-impact AI-driven products.</w:t>
       </w:r>
     </w:p>
     <w:p>

--- a/LETTER_BASOVI.docx
+++ b/LETTER_BASOVI.docx
@@ -17,22 +17,22 @@
     </w:p>
     <w:p>
       <w:r>
-        <w:t>My name is Iurii Basov, and I am interested in your Artificial Intelligence Engineer / Senior Product Engineer - AI opportunity. I bring 10+ years of software engineering experience with increasing end-to-end ownership across product, platform, and AI-enabled systems.</w:t>
+        <w:t>My name is Iurii Basov, and I am interested in the Senior AI Engineer (Search / Retrieval) role at Workato. I bring 10+ years of engineering experience across backend, data, and AI-enabled platforms, with strong ownership from architecture through production operations.</w:t>
       </w:r>
     </w:p>
     <w:p>
       <w:r>
-        <w:t>My core hard skills include TypeScript/modern JavaScript, Vue.js, Python backend development, API design and integrations, PostgreSQL, AWS-based resilient architecture, testing and CI/CD practices, and practical integration of AI agents into product workflows. I also use AI-assisted engineering tools responsibly to improve development speed without compromising quality or security.</w:t>
+        <w:t>My core hard skills include IR fundamentals (BM25, query parsing, relevance evaluation), vector retrieval and embeddings, production RAG pipelines, SaaS API integration patterns, ACL-preserving retrieval, and cloud-native distributed system delivery. I am comfortable working across heterogeneous content and permission models while keeping strict focus on latency, freshness, recall, and cost.</w:t>
       </w:r>
     </w:p>
     <w:p>
       <w:r>
-        <w:t>I work as a playing coach: I stay hands-on in implementation while driving architecture decisions, developer experience, and continuous delivery improvements. I am comfortable translating complex stakeholder needs into scalable, production-ready solutions.</w:t>
+        <w:t>I work as a playing coach: I remain hands-on in implementation while mentoring teammates and raising architecture and evaluation standards. I prioritize measurable outcomes, robust engineering craft, and cross-functional collaboration.</w:t>
       </w:r>
     </w:p>
     <w:p>
       <w:r>
-        <w:t>I would be glad to discuss how my background can help your team build high-impact AI-driven products.</w:t>
+        <w:t>I would be glad to discuss how my background can contribute to Workato’s enterprise retrieval layer and agentic AI platform goals.</w:t>
       </w:r>
     </w:p>
     <w:p>

--- a/LETTER_BASOVI.docx
+++ b/LETTER_BASOVI.docx
@@ -17,22 +17,22 @@
     </w:p>
     <w:p>
       <w:r>
-        <w:t>My name is Iurii Basov, and I am interested in the Senior AI Engineer (Search / Retrieval) role at Workato. I bring 10+ years of engineering experience across backend, data, and AI-enabled platforms, with strong ownership from architecture through production operations.</w:t>
+        <w:t>My name is Iurii Basov, and I am interested in the Backend Engineer, AI Systems role at A1. I bring 10+ years of engineering experience across backend architecture, ML platform delivery, and production operations in high-impact environments.</w:t>
       </w:r>
     </w:p>
     <w:p>
       <w:r>
-        <w:t>My core hard skills include IR fundamentals (BM25, query parsing, relevance evaluation), vector retrieval and embeddings, production RAG pipelines, SaaS API integration patterns, ACL-preserving retrieval, and cloud-native distributed system delivery. I am comfortable working across heterogeneous content and permission models while keeping strict focus on latency, freshness, recall, and cost.</w:t>
+        <w:t>My core hard skills include inference pipeline design, AI request orchestration (routing, retries, caching, batching, streaming), low-latency API engineering, observability-driven operations, and reliability controls for non-deterministic model behavior. I have hands-on experience with Python/Node.js services, SQL/NoSQL systems, and Kubernetes/Docker-based deployment environments.</w:t>
       </w:r>
     </w:p>
     <w:p>
       <w:r>
-        <w:t>I work as a playing coach: I remain hands-on in implementation while mentoring teammates and raising architecture and evaluation standards. I prioritize measurable outcomes, robust engineering craft, and cross-functional collaboration.</w:t>
+        <w:t>I work as a playing coach: I stay hands-on in implementation while mentoring teams and raising the bar on stability, performance, and engineering quality. I am motivated by building practical AI systems that deliver real-world value with consistent user experience.</w:t>
       </w:r>
     </w:p>
     <w:p>
       <w:r>
-        <w:t>I would be glad to discuss how my background can contribute to Workato’s enterprise retrieval layer and agentic AI platform goals.</w:t>
+        <w:t>I would be glad to discuss how my background can contribute to A1 AI orchestration and inference platform goals.</w:t>
       </w:r>
     </w:p>
     <w:p>

--- a/LETTER_BASOVI.docx
+++ b/LETTER_BASOVI.docx
@@ -3,10 +3,31 @@
 <w:document xmlns:wpc="http://schemas.microsoft.com/office/word/2010/wordprocessingCanvas" xmlns:mo="http://schemas.microsoft.com/office/mac/office/2008/main" xmlns:mc="http://schemas.openxmlformats.org/markup-compatibility/2006" xmlns:mv="urn:schemas-microsoft-com:mac:vml" xmlns:o="urn:schemas-microsoft-com:office:office" xmlns:r="http://schemas.openxmlformats.org/officeDocument/2006/relationships" xmlns:m="http://schemas.openxmlformats.org/officeDocument/2006/math" xmlns:v="urn:schemas-microsoft-com:vml" xmlns:wp14="http://schemas.microsoft.com/office/word/2010/wordprocessingDrawing" xmlns:wp="http://schemas.openxmlformats.org/drawingml/2006/wordprocessingDrawing" xmlns:w10="urn:schemas-microsoft-com:office:word" xmlns:w="http://schemas.openxmlformats.org/wordprocessingml/2006/main" xmlns:w14="http://schemas.microsoft.com/office/word/2010/wordml" xmlns:wpg="http://schemas.microsoft.com/office/word/2010/wordprocessingGroup" xmlns:wpi="http://schemas.microsoft.com/office/word/2010/wordprocessingInk" xmlns:wne="http://schemas.microsoft.com/office/word/2006/wordml" xmlns:wps="http://schemas.microsoft.com/office/word/2010/wordprocessingShape" mc:Ignorable="w14 wp14">
   <w:body>
     <w:p>
+      <w:pPr>
+        <w:pStyle w:val="Heading1"/>
+      </w:pPr>
+      <w:r>
+        <w:t>IURII BASOV</w:t>
+      </w:r>
+    </w:p>
+    <w:p>
+      <w:r>
+        <w:t>Email: basov.yo@gmail.com | LinkedIn: linkedin.com/in/basovi | WhatsApp: +84822510931 | Telegram: @novator_24</w:t>
+      </w:r>
+    </w:p>
+    <w:p>
+      <w:r>
+        <w:t>Location: Open for relocation | Need Visa Sponsorship</w:t>
+      </w:r>
+    </w:p>
+    <w:p>
+      <w:r>
+        <w:t xml:space="preserve">Dear Hiring Team at BairesDev, I am applying for the Software Engineer (Rust) - Remote Work | REF#289819 role in Cyprus (Remote). I am excited by the opportunity to contribute to enterprise-grade AI platform infrastructure. </w:t>
+      </w:r>
       <w:r>
         <w:drawing>
           <wp:inline xmlns:a="http://schemas.openxmlformats.org/drawingml/2006/main" xmlns:pic="http://schemas.openxmlformats.org/drawingml/2006/picture">
-            <wp:extent cx="1280160" cy="1280160"/>
+            <wp:extent cx="914400" cy="914400"/>
             <wp:docPr id="1" name="Picture 1"/>
             <wp:cNvGraphicFramePr>
               <a:graphicFrameLocks noChangeAspect="1"/>
@@ -15,7 +36,7 @@
               <a:graphicData uri="http://schemas.openxmlformats.org/drawingml/2006/picture">
                 <pic:pic>
                   <pic:nvPicPr>
-                    <pic:cNvPr id="0" name="PHOTO.jpg"/>
+                    <pic:cNvPr id="0" name="PHOTO.png"/>
                     <pic:cNvPicPr/>
                   </pic:nvPicPr>
                   <pic:blipFill>
@@ -27,7 +48,7 @@
                   <pic:spPr>
                     <a:xfrm>
                       <a:off x="0" y="0"/>
-                      <a:ext cx="1280160" cy="1280160"/>
+                      <a:ext cx="914400" cy="914400"/>
                     </a:xfrm>
                     <a:prstGeom prst="rect"/>
                   </pic:spPr>
@@ -40,47 +61,35 @@
     </w:p>
     <w:p>
       <w:r>
-        <w:t>Dear Hiring Team at HFM,</w:t>
+        <w:t>My background combines 10+ years in software and data engineering with hands-on leadership in high-load production environments. Relevant hard skills for your role include Rust development, Kubernetes, distributed systems design, microservices, performance optimization, reliability engineering, and AI/ML platform integration.</w:t>
       </w:r>
     </w:p>
     <w:p>
       <w:r>
-        <w:t>My name is Yury Basov, and I am actively exploring opportunities for Data Architect / Tech Lead level roles with a strong focus on AI-enabled process optimization. I am excited to apply for the AI Process Optimization Specialist position in Larnaca.</w:t>
+        <w:t>I built cloud-native data and backend platforms processing 300,000+ daily orders, integrated streaming pipelines across multiple business units, and improved critical KPIs including latency, model accuracy, and user engagement. I write clean, testable code, actively participate in reviews, and collaborate effectively with platform and ML teams.</w:t>
       </w:r>
     </w:p>
     <w:p>
       <w:r>
-        <w:t>I bring 10+ years of IT experience, having started as a Java/Scala engineer and then moved into ML platform and automation leadership. At Sberbank, I progressed into a lead role where I combined hands-on delivery with team-level technical guidance.</w:t>
+        <w:t>I am particularly interested in BairesDev because this role combines rigorous systems engineering with real AI/ML impact at global scale. This aligns with my strengths in building correct and efficient services where reliability is non-negotiable.</w:t>
       </w:r>
     </w:p>
     <w:p>
       <w:r>
-        <w:t>My core hard skills aligned to your role include Python, LLM-powered workflow solutions, API and data-source integration, process bottleneck analysis, production monitoring, technical documentation, and cross-functional enablement. I consistently work in a programming-oriented engineering model with version control, code review, and measurable outcomes.</w:t>
+        <w:t>Thank you for your consideration. I would welcome the opportunity to discuss how my experience can support your backend platform goals.</w:t>
       </w:r>
     </w:p>
     <w:p>
       <w:r>
-        <w:t>What attracts me to HFM is the opportunity to collaborate across IT and non-IT departments and ship practical AI solutions that improve productivity in day-to-day operations. I am comfortable presenting technical decisions to non-technical stakeholders, running training sessions, and iterating quickly based on feedback after deployment.</w:t>
-      </w:r>
-    </w:p>
-    <w:p>
-      <w:r>
-        <w:t>Thank you for your time and consideration. I would welcome the opportunity to discuss how my background can help your AI team deliver scalable and adoption-ready improvements.</w:t>
-      </w:r>
-    </w:p>
-    <w:p>
-      <w:r>
-        <w:t>Kind regards,</w:t>
-      </w:r>
-    </w:p>
-    <w:p>
-      <w:r>
-        <w:t>Yury Basov</w:t>
-      </w:r>
-    </w:p>
-    <w:p>
-      <w:r>
-        <w:t>WhatsApp: +84822510931 | Telegram: @novator_24</w:t>
+        <w:t>Best regards,</w:t>
+        <w:br/>
+        <w:t>IURII BASOV</w:t>
+        <w:br/>
+        <w:t>basov.yo@gmail.com</w:t>
+        <w:br/>
+        <w:t>linkedin.com/in/basovi</w:t>
+        <w:br/>
+        <w:t>WhatsApp +84822510931 | Telegram @novator_24</w:t>
       </w:r>
     </w:p>
     <w:sectPr>

--- a/LETTER_BASOVI.docx
+++ b/LETTER_BASOVI.docx
@@ -22,7 +22,7 @@
     </w:p>
     <w:p>
       <w:r>
-        <w:t xml:space="preserve">Dear Hiring Team at BairesDev, I am applying for the Software Engineer (Rust) - Remote Work | REF#289819 role in Cyprus (Remote). I am excited by the opportunity to contribute to enterprise-grade AI platform infrastructure. </w:t>
+        <w:t xml:space="preserve">Dear Hiring Team, I am applying for the Senior Data Engineer position in Cyprus. I am excited about contributing to scalable data infrastructure and high-impact analytics delivery. </w:t>
       </w:r>
       <w:r>
         <w:drawing>
@@ -61,22 +61,22 @@
     </w:p>
     <w:p>
       <w:r>
-        <w:t>My background combines 10+ years in software and data engineering with hands-on leadership in high-load production environments. Relevant hard skills for your role include Rust development, Kubernetes, distributed systems design, microservices, performance optimization, reliability engineering, and AI/ML platform integration.</w:t>
+        <w:t>My background combines 10+ years in software and data engineering with leadership in production data platforms. Relevant hard skills include Airflow, DBT, Kafka, Airbyte, Flink, ClickHouse, Trino, S3, AWS, Kubernetes, Helm, SQL, Python, and Java.</w:t>
       </w:r>
     </w:p>
     <w:p>
       <w:r>
-        <w:t>I built cloud-native data and backend platforms processing 300,000+ daily orders, integrated streaming pipelines across multiple business units, and improved critical KPIs including latency, model accuracy, and user engagement. I write clean, testable code, actively participate in reviews, and collaborate effectively with platform and ML teams.</w:t>
+        <w:t>I have designed and operated cloud-based pipelines for high-volume business operations, implemented quality checks and monitoring, optimized data processing performance, and aligned data solutions with stakeholder goals. I also drive engineering standards, documentation quality, and continuous process improvements.</w:t>
       </w:r>
     </w:p>
     <w:p>
       <w:r>
-        <w:t>I am particularly interested in BairesDev because this role combines rigorous systems engineering with real AI/ML impact at global scale. This aligns with my strengths in building correct and efficient services where reliability is non-negotiable.</w:t>
+        <w:t>This role aligns with my strengths in ETL architecture, data reliability, and cross-functional collaboration across engineering, analytics, and compliance-sensitive contexts.</w:t>
       </w:r>
     </w:p>
     <w:p>
       <w:r>
-        <w:t>Thank you for your consideration. I would welcome the opportunity to discuss how my experience can support your backend platform goals.</w:t>
+        <w:t>Thank you for your time. I would be glad to discuss how I can contribute to your data engineering roadmap.</w:t>
       </w:r>
     </w:p>
     <w:p>

--- a/LETTER_BASOVI.docx
+++ b/LETTER_BASOVI.docx
@@ -3,31 +3,10 @@
 <w:document xmlns:wpc="http://schemas.microsoft.com/office/word/2010/wordprocessingCanvas" xmlns:mo="http://schemas.microsoft.com/office/mac/office/2008/main" xmlns:mc="http://schemas.openxmlformats.org/markup-compatibility/2006" xmlns:mv="urn:schemas-microsoft-com:mac:vml" xmlns:o="urn:schemas-microsoft-com:office:office" xmlns:r="http://schemas.openxmlformats.org/officeDocument/2006/relationships" xmlns:m="http://schemas.openxmlformats.org/officeDocument/2006/math" xmlns:v="urn:schemas-microsoft-com:vml" xmlns:wp14="http://schemas.microsoft.com/office/word/2010/wordprocessingDrawing" xmlns:wp="http://schemas.openxmlformats.org/drawingml/2006/wordprocessingDrawing" xmlns:w10="urn:schemas-microsoft-com:office:word" xmlns:w="http://schemas.openxmlformats.org/wordprocessingml/2006/main" xmlns:w14="http://schemas.microsoft.com/office/word/2010/wordml" xmlns:wpg="http://schemas.microsoft.com/office/word/2010/wordprocessingGroup" xmlns:wpi="http://schemas.microsoft.com/office/word/2010/wordprocessingInk" xmlns:wne="http://schemas.microsoft.com/office/word/2006/wordml" xmlns:wps="http://schemas.microsoft.com/office/word/2010/wordprocessingShape" mc:Ignorable="w14 wp14">
   <w:body>
     <w:p>
-      <w:pPr>
-        <w:pStyle w:val="Heading1"/>
-      </w:pPr>
-      <w:r>
-        <w:t>IURII BASOV</w:t>
-      </w:r>
-    </w:p>
-    <w:p>
-      <w:r>
-        <w:t>Email: basov.yo@gmail.com | LinkedIn: linkedin.com/in/basovi | WhatsApp: +84822510931 | Telegram: @novator_24</w:t>
-      </w:r>
-    </w:p>
-    <w:p>
-      <w:r>
-        <w:t>Location: Open for relocation | Need Visa Sponsorship</w:t>
-      </w:r>
-    </w:p>
-    <w:p>
-      <w:r>
-        <w:t xml:space="preserve">Dear Hiring Team, I am applying for the Senior Data Engineer position in Cyprus. I am excited about contributing to scalable data infrastructure and high-impact analytics delivery. </w:t>
-      </w:r>
       <w:r>
         <w:drawing>
           <wp:inline xmlns:a="http://schemas.openxmlformats.org/drawingml/2006/main" xmlns:pic="http://schemas.openxmlformats.org/drawingml/2006/picture">
-            <wp:extent cx="914400" cy="914400"/>
+            <wp:extent cx="822960" cy="822960"/>
             <wp:docPr id="1" name="Picture 1"/>
             <wp:cNvGraphicFramePr>
               <a:graphicFrameLocks noChangeAspect="1"/>
@@ -36,7 +15,7 @@
               <a:graphicData uri="http://schemas.openxmlformats.org/drawingml/2006/picture">
                 <pic:pic>
                   <pic:nvPicPr>
-                    <pic:cNvPr id="0" name="PHOTO.png"/>
+                    <pic:cNvPr id="0" name="NOPHOTO.png"/>
                     <pic:cNvPicPr/>
                   </pic:nvPicPr>
                   <pic:blipFill>
@@ -48,7 +27,7 @@
                   <pic:spPr>
                     <a:xfrm>
                       <a:off x="0" y="0"/>
-                      <a:ext cx="914400" cy="914400"/>
+                      <a:ext cx="822960" cy="822960"/>
                     </a:xfrm>
                     <a:prstGeom prst="rect"/>
                   </pic:spPr>
@@ -58,38 +37,79 @@
           </wp:inline>
         </w:drawing>
       </w:r>
-    </w:p>
-    <w:p>
       <w:r>
-        <w:t>My background combines 10+ years in software and data engineering with leadership in production data platforms. Relevant hard skills include Airflow, DBT, Kafka, Airbyte, Flink, ClickHouse, Trino, S3, AWS, Kubernetes, Helm, SQL, Python, and Java.</w:t>
+        <w:t xml:space="preserve">  IURII BASOV</w:t>
       </w:r>
     </w:p>
     <w:p>
       <w:r>
-        <w:t>I have designed and operated cloud-based pipelines for high-volume business operations, implemented quality checks and monitoring, optimized data processing performance, and aligned data solutions with stakeholder goals. I also drive engineering standards, documentation quality, and continuous process improvements.</w:t>
+        <w:t>Email: basov.yo@gmail.com | LinkedIn: linkedin.com/in/basovi</w:t>
       </w:r>
     </w:p>
     <w:p>
       <w:r>
-        <w:t>This role aligns with my strengths in ETL architecture, data reliability, and cross-functional collaboration across engineering, analytics, and compliance-sensitive contexts.</w:t>
+        <w:t>WhatsApp: +12518009809 | Profile: x.com/topco</w:t>
       </w:r>
     </w:p>
     <w:p>
       <w:r>
-        <w:t>Thank you for your time. I would be glad to discuss how I can contribute to your data engineering roadmap.</w:t>
+        <w:t>Work Authorization: Need employer sponsorship for US employment</w:t>
+      </w:r>
+    </w:p>
+    <w:p>
+      <w:r>
+        <w:t>Location: United States (open to relocation)</w:t>
+      </w:r>
+    </w:p>
+    <w:p>
+      <w:r>
+        <w:t>Target Role: Application for Data Engineer</w:t>
+      </w:r>
+    </w:p>
+    <w:p>
+      <w:r>
+        <w:t>Dear Hiring Team,</w:t>
+      </w:r>
+    </w:p>
+    <w:p>
+      <w:r>
+        <w:t>My name is Iurii Basov, and I am applying for the Data Engineer role in the United States. I am currently actively considering data architecture and tech lead opportunities and would be glad to contribute to a high-impact data engineering team.</w:t>
+      </w:r>
+    </w:p>
+    <w:p>
+      <w:r>
+        <w:t>I have over 10 years of IT experience, beginning with Java/Scala development and evolving into ML and data platform leadership. My core hard skills include Spark, Databricks, Scala, Python, SQL, AWS, Airflow, ETL/ELT engineering, streaming pipelines, CI/CD, and software design best practices.</w:t>
+      </w:r>
+    </w:p>
+    <w:p>
+      <w:r>
+        <w:t>In recent projects, I designed and scaled data platforms that support analytics and AI/ML workflows, built reliable batch and real-time pipelines, and improved system performance through modernization, troubleshooting, and process automation. I also act as a hands-on mentor and maintain clear technical documentation to support team velocity.</w:t>
+      </w:r>
+    </w:p>
+    <w:p>
+      <w:r>
+        <w:t>This opportunity aligns well with my experience in platform architecture, maintainable software delivery, and cross-functional collaboration with product and data stakeholders.</w:t>
+      </w:r>
+    </w:p>
+    <w:p>
+      <w:r>
+        <w:t>Thank you for your consideration. I would welcome the opportunity to discuss how I can contribute to your data platform roadmap.</w:t>
       </w:r>
     </w:p>
     <w:p>
       <w:r>
         <w:t>Best regards,</w:t>
-        <w:br/>
+      </w:r>
+    </w:p>
+    <w:p>
+      <w:r>
         <w:t>IURII BASOV</w:t>
         <w:br/>
         <w:t>basov.yo@gmail.com</w:t>
         <w:br/>
         <w:t>linkedin.com/in/basovi</w:t>
         <w:br/>
-        <w:t>WhatsApp +84822510931 | Telegram @novator_24</w:t>
+        <w:t>WhatsApp: +12518009809 | x.com/topco</w:t>
       </w:r>
     </w:p>
     <w:sectPr>

--- a/LETTER_BASOVI.docx
+++ b/LETTER_BASOVI.docx
@@ -6,7 +6,7 @@
       <w:r>
         <w:drawing>
           <wp:inline xmlns:a="http://schemas.openxmlformats.org/drawingml/2006/main" xmlns:pic="http://schemas.openxmlformats.org/drawingml/2006/picture">
-            <wp:extent cx="822960" cy="822960"/>
+            <wp:extent cx="914400" cy="914400"/>
             <wp:docPr id="1" name="Picture 1"/>
             <wp:cNvGraphicFramePr>
               <a:graphicFrameLocks noChangeAspect="1"/>
@@ -15,7 +15,7 @@
               <a:graphicData uri="http://schemas.openxmlformats.org/drawingml/2006/picture">
                 <pic:pic>
                   <pic:nvPicPr>
-                    <pic:cNvPr id="0" name="NOPHOTO.png"/>
+                    <pic:cNvPr id="0" name="PHOTO.png"/>
                     <pic:cNvPicPr/>
                   </pic:nvPicPr>
                   <pic:blipFill>
@@ -27,7 +27,7 @@
                   <pic:spPr>
                     <a:xfrm>
                       <a:off x="0" y="0"/>
-                      <a:ext cx="822960" cy="822960"/>
+                      <a:ext cx="914400" cy="914400"/>
                     </a:xfrm>
                     <a:prstGeom prst="rect"/>
                   </pic:spPr>
@@ -38,71 +38,106 @@
         </w:drawing>
       </w:r>
       <w:r>
+        <w:rPr>
+          <w:b/>
+          <w:sz w:val="36"/>
+        </w:rPr>
         <w:t xml:space="preserve">  IURII BASOV</w:t>
       </w:r>
     </w:p>
     <w:p>
+      <w:pPr>
+        <w:spacing w:after="0"/>
+      </w:pPr>
       <w:r>
         <w:t>Email: basov.yo@gmail.com | LinkedIn: linkedin.com/in/basovi</w:t>
       </w:r>
     </w:p>
     <w:p>
+      <w:pPr>
+        <w:spacing w:after="0"/>
+      </w:pPr>
       <w:r>
         <w:t>WhatsApp: +12518009809 | Profile: x.com/topco</w:t>
       </w:r>
     </w:p>
     <w:p>
+      <w:pPr>
+        <w:spacing w:after="0"/>
+      </w:pPr>
       <w:r>
-        <w:t>Work Authorization: Need employer sponsorship for US employment</w:t>
+        <w:t>Location: Vienna, Austria (remote within Austria, open to relocation) | Need Visa Sponsorship</w:t>
       </w:r>
     </w:p>
     <w:p>
+      <w:pPr>
+        <w:spacing w:after="40"/>
+      </w:pPr>
       <w:r>
-        <w:t>Location: United States (open to relocation)</w:t>
+        <w:t>Target Role: Application for AI Software Engineer (m/f/d)</w:t>
       </w:r>
     </w:p>
     <w:p>
-      <w:r>
-        <w:t>Target Role: Application for Data Engineer</w:t>
-      </w:r>
-    </w:p>
-    <w:p>
+      <w:pPr>
+        <w:spacing w:after="40"/>
+      </w:pPr>
       <w:r>
         <w:t>Dear Hiring Team,</w:t>
       </w:r>
     </w:p>
     <w:p>
+      <w:pPr>
+        <w:spacing w:after="40"/>
+      </w:pPr>
       <w:r>
-        <w:t>My name is Iurii Basov, and I am applying for the Data Engineer role in the United States. I am currently actively considering data architecture and tech lead opportunities and would be glad to contribute to a high-impact data engineering team.</w:t>
+        <w:t>My name is Iurii Basov, and I am applying for the AI Software Engineer (m/f/d) role. I am currently in active conversations for data-architect and tech-lead positions, and I was excited by an AI-first role with real ownership where I can shape how AI systems, data pipelines, and infrastructure evolve.</w:t>
       </w:r>
     </w:p>
     <w:p>
+      <w:pPr>
+        <w:spacing w:after="40"/>
+      </w:pPr>
       <w:r>
-        <w:t>I have over 10 years of IT experience, beginning with Java/Scala development and evolving into ML and data platform leadership. My core hard skills include Spark, Databricks, Scala, Python, SQL, AWS, Airflow, ETL/ELT engineering, streaming pipelines, CI/CD, and software design best practices.</w:t>
+        <w:t>I bring more than 10 years in IT. I started as a Java/Scala developer, moved into ML and platform work, and grew into a leadership role. My core hard skills map directly to your stack: C#/.NET, Node.js, PostgreSQL, MongoDB, RabbitMQ, React/TypeScript, AI/LLM pipelines (classification, clustering), data-heavy systems, crawlers and APIs, system design and architecture, testing and monitoring.</w:t>
       </w:r>
     </w:p>
     <w:p>
+      <w:pPr>
+        <w:spacing w:after="40"/>
+      </w:pPr>
       <w:r>
-        <w:t>In recent projects, I designed and scaled data platforms that support analytics and AI/ML workflows, built reliable batch and real-time pipelines, and improved system performance through modernization, troubleshooting, and process automation. I also act as a hands-on mentor and maintain clear technical documentation to support team velocity.</w:t>
+        <w:t>In recent roles I owned and evolved backend services and AI pipelines, designed data-heavy systems for scale and reliability, deployed LLM/ML models into a production chatbot (+18% engagement), and turned messy real-world data into structured insights. I improved code quality, testing, and monitoring, and cut server response time by 30%.</w:t>
       </w:r>
     </w:p>
     <w:p>
+      <w:pPr>
+        <w:spacing w:after="40"/>
+      </w:pPr>
       <w:r>
-        <w:t>This opportunity aligns well with my experience in platform architecture, maintainable software delivery, and cross-functional collaboration with product and data stakeholders.</w:t>
+        <w:t>What attracts me is the chance to take real ownership from day one, work directly with founders in a flat hierarchy, and drive both AI and backend decisions. For me, team atmosphere and the people I work with matter as much as the technology; I communicate clearly and enjoy looking at facts from different angles.</w:t>
       </w:r>
     </w:p>
     <w:p>
+      <w:pPr>
+        <w:spacing w:after="40"/>
+      </w:pPr>
       <w:r>
-        <w:t>Thank you for your consideration. I would welcome the opportunity to discuss how I can contribute to your data platform roadmap.</w:t>
+        <w:t>Thank you for your consideration. I would welcome the opportunity to discuss how my backend depth and AI experience can help scale your product.</w:t>
       </w:r>
     </w:p>
     <w:p>
+      <w:pPr>
+        <w:spacing w:after="40"/>
+      </w:pPr>
       <w:r>
         <w:t>Best regards,</w:t>
       </w:r>
     </w:p>
     <w:p>
       <w:r>
+        <w:rPr>
+          <w:b/>
+        </w:rPr>
         <w:t>IURII BASOV</w:t>
         <w:br/>
         <w:t>basov.yo@gmail.com</w:t>

--- a/LETTER_BASOVI.docx
+++ b/LETTER_BASOVI.docx
@@ -15,7 +15,7 @@
               <a:graphicData uri="http://schemas.openxmlformats.org/drawingml/2006/picture">
                 <pic:pic>
                   <pic:nvPicPr>
-                    <pic:cNvPr id="0" name="PHOTO.png"/>
+                    <pic:cNvPr id="0" name="NOPHOTO.png"/>
                     <pic:cNvPicPr/>
                   </pic:nvPicPr>
                   <pic:blipFill>
@@ -66,7 +66,7 @@
         <w:spacing w:after="0"/>
       </w:pPr>
       <w:r>
-        <w:t>Location: Vienna, Austria (remote within Austria, open to relocation) | Need Visa Sponsorship</w:t>
+        <w:t>Location: Milpitas, CA, USA (open to relocation) | Need Visa Sponsorship</w:t>
       </w:r>
     </w:p>
     <w:p>
@@ -74,7 +74,7 @@
         <w:spacing w:after="40"/>
       </w:pPr>
       <w:r>
-        <w:t>Target Role: Application for AI Software Engineer (m/f/d)</w:t>
+        <w:t>Target Role: Application for Big Data Architect</w:t>
       </w:r>
     </w:p>
     <w:p>
@@ -90,7 +90,7 @@
         <w:spacing w:after="40"/>
       </w:pPr>
       <w:r>
-        <w:t>My name is Iurii Basov, and I am applying for the AI Software Engineer (m/f/d) role. I am currently in active conversations for data-architect and tech-lead positions, and I was excited by an AI-first role with real ownership where I can shape how AI systems, data pipelines, and infrastructure evolve.</w:t>
+        <w:t>My name is Iurii Basov, and I am applying for the Big Data Architect role. I am currently in active conversations for data-architect and tech-lead positions, and I was drawn to a data-first engineering team that uses AI, ML, and predictive analytics to drive scalable architectures and continuous improvement.</w:t>
       </w:r>
     </w:p>
     <w:p>
@@ -98,7 +98,7 @@
         <w:spacing w:after="40"/>
       </w:pPr>
       <w:r>
-        <w:t>I bring more than 10 years in IT. I started as a Java/Scala developer, moved into ML and platform work, and grew into a leadership role. My core hard skills map directly to your stack: C#/.NET, Node.js, PostgreSQL, MongoDB, RabbitMQ, React/TypeScript, AI/LLM pipelines (classification, clustering), data-heavy systems, crawlers and APIs, system design and architecture, testing and monitoring.</w:t>
+        <w:t>I bring more than 10 years in IT. I started as a Java/Scala developer, moved into ML and platform work, and was promoted to Head of an ML platform direction at Sberbank. My core hard skills map directly to your stack: Apache Spark, Kafka, SQL, Hadoop, Trino, Pinot, Iceberg; scalable ETL/ELT pipelines (batch and real-time); large-scale distributed data platforms; AWS (S3, EC2, Glue, IAM); high-performance data architecture; AI/ML and predictive analytics; integration strategies, PoC validation, and deployment automation.</w:t>
       </w:r>
     </w:p>
     <w:p>
@@ -106,7 +106,7 @@
         <w:spacing w:after="40"/>
       </w:pPr>
       <w:r>
-        <w:t>In recent roles I owned and evolved backend services and AI pipelines, designed data-heavy systems for scale and reliability, deployed LLM/ML models into a production chatbot (+18% engagement), and turned messy real-world data into structured insights. I improved code quality, testing, and monitoring, and cut server response time by 30%.</w:t>
+        <w:t>In recent roles I designed distributed data platforms with batch and real-time pipelines processing 300,000+ records/day on Spark, Kafka, and AWS; validated architectural PoCs; created technical documentation; and collaborated with development teams through build, deployment, and support. I improved server response time by 30% and integrated AI/ML models into production (+18% engagement).</w:t>
       </w:r>
     </w:p>
     <w:p>
@@ -114,7 +114,7 @@
         <w:spacing w:after="40"/>
       </w:pPr>
       <w:r>
-        <w:t>What attracts me is the chance to take real ownership from day one, work directly with founders in a flat hierarchy, and drive both AI and backend decisions. For me, team atmosphere and the people I work with matter as much as the technology; I communicate clearly and enjoy looking at facts from different angles.</w:t>
+        <w:t>What attracts me is analyzing requirements for performance, security, and scalability, recommending optimal architectural solutions, and ensuring knowledge transfer with quality standards. Having worked across several languages, as a full-stack specialist, and in a leadership role is my advantage. For me, team atmosphere and the people I work with matter; I connect easily and enjoy looking at facts from different angles.</w:t>
       </w:r>
     </w:p>
     <w:p>
@@ -122,7 +122,7 @@
         <w:spacing w:after="40"/>
       </w:pPr>
       <w:r>
-        <w:t>Thank you for your consideration. I would welcome the opportunity to discuss how my backend depth and AI experience can help scale your product.</w:t>
+        <w:t>Thank you for your consideration. I would welcome the opportunity to discuss how my big data architecture experience can support your clients and engineering teams.</w:t>
       </w:r>
     </w:p>
     <w:p>
